--- a/deliverables/2026_산자부_외부전문가자문회의_운영계획_D2O.docx
+++ b/deliverables/2026_산자부_외부전문가자문회의_운영계획_D2O.docx
@@ -435,7 +435,7 @@
           <w:b w:val="0"/>
           <w:sz w:val="19"/>
         </w:rPr>
-        <w:t>• 목적: ① 1일 2회 수동 교반 기준선 실증(마스터 연구노트 No.2)의 측정 설계 검증 ② 로봇 요구사항 정의서 v1 외부 검토 ③ 정책·보급 확산 연계 — 과제 평가 시 '외부 검증을 거친 실증 설계'라는 근거가 된다.</w:t>
+        <w:t>• 목적: ① 1일 2회 수동 교반 기준선 실증(마스터 연구노트 No.2)의 측정 설계 검증 ② 자율주행 교반장치 요구사항(실증지·수요자 관점) v1 외부 검토 ③ 정책·보급 확산 연계 — 과제 평가 시 '외부 검증을 거친 실증 설계'라는 근거가 된다.</w:t>
       </w:r>
     </w:p>
     <w:p>
@@ -1290,7 +1290,7 @@
                 <w:b w:val="0"/>
                 <w:sz w:val="17"/>
               </w:rPr>
-              <w:t>기준선 데이터 검토 및 로봇 요구사항 정의서 v1 자문</w:t>
+              <w:t>기준선 데이터 검토 및 자율주행 교반장치 요구사항 정의서 v1 자문</w:t>
             </w:r>
           </w:p>
         </w:tc>
@@ -1401,7 +1401,7 @@
                 <w:b w:val="0"/>
                 <w:sz w:val="17"/>
               </w:rPr>
-              <w:t>② 요구사항 정의서 v1 (가축 회피·기둥·지오펜스·작업기 부하 30HP)</w:t>
+              <w:t>② 요구사항 정의서 v1 (R1~R13: 교반 범위·진입 금지·소와 공존·기둥·깔개 품질·작업시간·무인 운용·유지관리)</w:t>
             </w:r>
           </w:p>
           <w:p>
@@ -1414,7 +1414,7 @@
                 <w:b w:val="0"/>
                 <w:sz w:val="17"/>
               </w:rPr>
-              <w:t>③ 2차년도 로봇 비교실증 시나리오·안전 기준</w:t>
+              <w:t>③ 2차년도 장치 실증 시나리오·판정 기준(수동 기준선 대비)</w:t>
             </w:r>
           </w:p>
           <w:p>
@@ -1764,7 +1764,7 @@
                 <w:b w:val="0"/>
                 <w:sz w:val="17"/>
               </w:rPr>
-              <w:t>농업기계·정밀농업/자율주행 분야 교수</w:t>
+              <w:t>축산시설·가축관리(가축행동·동물복지) 분야 교수</w:t>
             </w:r>
           </w:p>
         </w:tc>
@@ -1842,7 +1842,7 @@
                 <w:b w:val="0"/>
                 <w:sz w:val="17"/>
               </w:rPr>
-              <w:t>농기계·농업로봇 업체 제품개발·안전 담당</w:t>
+              <w:t>낙농 현장 전문가(목장 경영인·낙농 컨설턴트) — 사용자 관점 검토</w:t>
             </w:r>
           </w:p>
         </w:tc>
@@ -1880,7 +1880,7 @@
                 <w:b w:val="0"/>
                 <w:sz w:val="17"/>
               </w:rPr>
-              <w:t>GMW 및 납품 거래처 임직원 제외 권장</w:t>
+              <w:t>GMW·충남대 및 납품 거래처 관계자 제외 권장</w:t>
             </w:r>
           </w:p>
         </w:tc>

--- a/deliverables/2026_산자부_외부전문가자문회의_운영계획_D2O.docx
+++ b/deliverables/2026_산자부_외부전문가자문회의_운영계획_D2O.docx
@@ -435,7 +435,7 @@
           <w:b w:val="0"/>
           <w:sz w:val="19"/>
         </w:rPr>
-        <w:t>• 목적: ① 1일 2회 수동 교반 기준선 실증(마스터 연구노트 No.2)의 측정 설계 검증 ② 자율주행 교반장치 요구사항(실증지·수요자 관점) v1 외부 검토 ③ 정책·보급 확산 연계 — 과제 평가 시 '외부 검증을 거친 실증 설계'라는 근거가 된다.</w:t>
+        <w:t>• 목적: ① 갈전구리 실증을 위한 1일 2회 수동 교반 기준선(마스터 연구노트 No.2)과 HBP 운영 기준 검증 ② 자율주행 교반장치 요구사항(실증지·수요자 관점) v1 외부 검토 ③ 정책·보급 확산 연계 — 과제 평가 시 '외부 검증을 거친 실증 설계'라는 근거가 된다.</w:t>
       </w:r>
     </w:p>
     <w:p>
@@ -449,7 +449,7 @@
           <w:b w:val="0"/>
           <w:sz w:val="19"/>
         </w:rPr>
-        <w:t>• 규모: 1인당 약 30만원(자문 수당 + 식비·다과·자료 분담) × 6인 = 연구활동비 2,000천원 범위 내. 2회 × 3인(산·학·관 각 1인)으로 나누어 11월·12월 집행계획과 일치시킨다.</w:t>
+        <w:t>• 규모: 1인당 약 30만원(자문 수당 + 식비·다과·자료 분담) × 6인 = 연구활동비 2,000천원 범위 내. 2회 × 3인(산·학·관 각 1인)으로 나누어 11월 초·12월 초에 개최하고, 연구활동비는 12월 말까지 집행을 완료한다.</w:t>
       </w:r>
     </w:p>
     <w:p>
@@ -555,7 +555,7 @@
                 <w:b/>
                 <w:sz w:val="18"/>
               </w:rPr>
-              <w:t>1차 (11월)</w:t>
+              <w:t>1차 (11월 초)</w:t>
             </w:r>
           </w:p>
         </w:tc>
@@ -576,7 +576,7 @@
                 <w:b/>
                 <w:sz w:val="18"/>
               </w:rPr>
-              <w:t>2차 (12월)</w:t>
+              <w:t>2차 (12월 초)</w:t>
             </w:r>
           </w:p>
         </w:tc>
@@ -1195,7 +1195,7 @@
                 <w:b w:val="0"/>
                 <w:sz w:val="17"/>
               </w:rPr>
-              <w:t xml:space="preserve"> (11월 3주 권장 — 일지 개시 1주 후)</w:t>
+              <w:t xml:space="preserve"> (11월 초 — 1주차, 일지 개시 전 설계 검증)</w:t>
             </w:r>
           </w:p>
         </w:tc>
@@ -1231,7 +1231,7 @@
                 <w:b w:val="0"/>
                 <w:sz w:val="17"/>
               </w:rPr>
-              <w:t xml:space="preserve"> (12월 3주 권장)</w:t>
+              <w:t xml:space="preserve"> (12월 초 — 1주차, 11월 기준선 데이터 검토)</w:t>
             </w:r>
           </w:p>
         </w:tc>
@@ -1388,7 +1388,7 @@
                 <w:b w:val="0"/>
                 <w:sz w:val="17"/>
               </w:rPr>
-              <w:t>① 11~12월 기준선 데이터 요약(평균·범위)</w:t>
+              <w:t>① 11월 기준선 데이터(약 4주) 요약(평균·범위)</w:t>
             </w:r>
           </w:p>
           <w:p>

--- a/deliverables/2026_산자부_외부전문가자문회의_운영계획_D2O.docx
+++ b/deliverables/2026_산자부_외부전문가자문회의_운영계획_D2O.docx
@@ -160,7 +160,7 @@
                 <w:b w:val="0"/>
                 <w:sz w:val="19"/>
               </w:rPr>
-              <w:t>2026. 10. 22. (내부결재용 계획서 겸 현장점검 제시용)</w:t>
+              <w:t>2026. 10. 22. (내부결재용)</w:t>
             </w:r>
           </w:p>
         </w:tc>
@@ -334,7 +334,7 @@
           <w:b/>
           <w:sz w:val="20"/>
         </w:rPr>
-        <w:t>6. 직원 식비 집행 원칙 (결정안)</w:t>
+        <w:t>6. 직원 식비 집행 원칙</w:t>
         <w:tab/>
         <w:t>3</w:t>
       </w:r>
@@ -421,7 +421,7 @@
           <w:b w:val="0"/>
           <w:sz w:val="19"/>
         </w:rPr>
-        <w:t>• 회의비는 우리 직원끼리의 내부 회의가 아니라, 과제에 참여하지 않는 외부 전문가(교수·산업 전문가·공공기관)를 초청해 실증 설계와 결과를 검증받는 '전문가 자문회의'에 집행한다.</w:t>
+        <w:t>• 회의비는 참여기관 내부 회의가 아닌, 과제에 참여하지 않는 외부 전문가(교수·산업 전문가·공공기관)를 초청하여 실증 설계와 결과를 검증받는 '전문가 자문회의'에 집행한다.</w:t>
       </w:r>
     </w:p>
     <w:p>
@@ -435,7 +435,7 @@
           <w:b w:val="0"/>
           <w:sz w:val="19"/>
         </w:rPr>
-        <w:t>• 목적: ① 갈전구리 실증을 위한 1일 2회 수동 교반 기준선(마스터 연구노트 No.2)과 HBP 운영 기준 검증 ② 자율주행 교반장치 요구사항(실증지·수요자 관점) v1 외부 검토 ③ 정책·보급 확산 연계 — 과제 평가 시 '외부 검증을 거친 실증 설계'라는 근거가 된다.</w:t>
+        <w:t>• 목적: ① 갈전구리 실증을 위한 1일 2회 수동 교반 기준선(마스터 연구노트 No.2)과 HBP 운영 기준 검증 ② 자율주행 교반장치 요구사항(실증지·수요자 관점) v1 외부 검토 ③ 정책·보급 확산 연계 — 외부 전문가 검증을 통해 실증 설계의 객관성을 확보한다.</w:t>
       </w:r>
     </w:p>
     <w:p>
@@ -463,7 +463,7 @@
           <w:b w:val="0"/>
           <w:sz w:val="19"/>
         </w:rPr>
-        <w:t>• 장소: 실증지 송영신목장 현장 확인(우사·교반 시연 30분) + 회의(90분). 현장을 직접 보는 것이 자문의 핵심이다.</w:t>
+        <w:t>• 장소: 실증지 송영신목장 현장 확인(우사·교반 시연 30분) + 회의(90분). 현장 확인을 자문의 기본으로 한다.</w:t>
       </w:r>
     </w:p>
     <w:p>
@@ -1018,24 +1018,7 @@
           <w:b w:val="0"/>
           <w:sz w:val="17"/>
         </w:rPr>
-        <w:t xml:space="preserve">※ 세목 정리: 집행계획상 '회의비 2,000천원'을 '외부 전문가 자문 수당 1,500(외부 전문가 활용비) + 회의비(식비·다과) 500'으로 나누어 기재한다. 둘 다 연구활동비 비목 안의 세목이므로 비목 총액(9,000천원)은 변하지 않는다. 자문 수당을 회의비로 볼지 전문가 활용비로 볼지는 전문기관(KIAT)·주관기관(GMW) 정산 기준을 </w:t>
-      </w:r>
-      <w:r>
-        <w:rPr>
-          <w:rFonts w:ascii="맑은 고딕" w:hAnsi="맑은 고딕" w:eastAsia="맑은 고딕"/>
-          <w:b w:val="0"/>
-          <w:color w:val="C00000"/>
-          <w:sz w:val="17"/>
-        </w:rPr>
-        <w:t>〔확인일〕</w:t>
-      </w:r>
-      <w:r>
-        <w:rPr>
-          <w:rFonts w:ascii="맑은 고딕" w:hAnsi="맑은 고딕" w:eastAsia="맑은 고딕"/>
-          <w:b w:val="0"/>
-          <w:sz w:val="17"/>
-        </w:rPr>
-        <w:t>에 확인한다.</w:t>
+        <w:t>※ 세목 정리: 집행계획상 '회의비 2,000천원'을 '외부 전문가 자문 수당 1,500(외부 전문가 활용비) + 회의비(식비·다과) 500'으로 나누어 기재한다. 둘 다 연구활동비 비목 안의 세목이므로 비목 총액(9,000천원)은 변하지 않는다. 자문 수당의 세목은 전문기관(KIAT)·주관기관(GMW) 정산 기준에 따른다.</w:t>
       </w:r>
     </w:p>
     <w:p>
@@ -1048,7 +1031,7 @@
           <w:b w:val="0"/>
           <w:sz w:val="17"/>
         </w:rPr>
-        <w:t>※ 식비 단가 35천원은 청탁금지법 음식물 가액 기준(현행 5만원) 이내로 잡은 값이다. 주류는 집행 불가.</w:t>
+        <w:t>※ 식비 단가는 1인 35천원으로 하며, 청탁금지법 음식물 가액 기준(5만원) 이내로 집행한다. 주류는 집행하지 않는다.</w:t>
       </w:r>
     </w:p>
     <w:p>
@@ -1880,7 +1863,7 @@
                 <w:b w:val="0"/>
                 <w:sz w:val="17"/>
               </w:rPr>
-              <w:t>GMW·충남대 및 납품 거래처 관계자 제외 권장</w:t>
+              <w:t>GMW·충남대 및 납품 거래처 관계자 제외</w:t>
             </w:r>
           </w:p>
         </w:tc>
@@ -2128,7 +2111,7 @@
                 <w:b w:val="0"/>
                 <w:sz w:val="17"/>
               </w:rPr>
-              <w:t>식비 포함 회의는 사전결재 권장. 2026년 완화 개정 여부와 무관하게 작성해 두면 안전</w:t>
+              <w:t>식비 포함 회의는 사전 내부결재 후 개최</w:t>
             </w:r>
           </w:p>
         </w:tc>
@@ -2482,7 +2465,7 @@
                 <w:b w:val="0"/>
                 <w:sz w:val="17"/>
               </w:rPr>
-              <w:t>남는 수당은 산·학 전문가 추가 초청 또는 다른 세목으로 조정</w:t>
+              <w:t>미지급 수당은 산·학 전문가 추가 초청 등으로 조정</w:t>
             </w:r>
           </w:p>
         </w:tc>
@@ -2504,7 +2487,7 @@
           <w:b/>
           <w:sz w:val="26"/>
         </w:rPr>
-        <w:t>6. 직원 식비 집행 원칙 (결정안)</w:t>
+        <w:t>6. 직원 식비 집행 원칙</w:t>
       </w:r>
     </w:p>
     <w:p>
@@ -2517,7 +2500,7 @@
           <w:b w:val="0"/>
           <w:sz w:val="19"/>
         </w:rPr>
-        <w:t>국가연구개발사업 연구개발비 사용기준상 회의비 중 식비는 외부 인원이 참석하는 회의에서만 인정되고, 참여연구자만 참석하는 회의에는 식비를 계상할 수 없다. 이에 따라 우리 직원 식비는 아래와 같이 나누어 집행한다.</w:t>
+        <w:t>국가연구개발사업 연구개발비 사용기준상 회의비 중 식비는 외부 인원이 참석하는 회의에서만 인정되고, 참여연구자만 참석하는 회의에는 식비를 계상할 수 없다. 이에 따라 ㈜디투오 직원 식비는 아래와 같이 구분하여 집행한다.</w:t>
       </w:r>
     </w:p>
     <w:tbl>
@@ -2926,7 +2909,7 @@
           <w:b/>
           <w:sz w:val="19"/>
         </w:rPr>
-        <w:t>결정 요지: 연구비로 쓰는 직원 식비는 '외부 전문가 회의 동석분(회의비)'과 '참여연구원 야근·특근분(연구활동비)' 두 가지뿐이고, 그 밖의 식대는 모두 ㈜디투오 자체 경비로 처리한다. 야근·특근 식대 600천원은 우편요금 계획 1,000천원 중 600천원을 돌려 마련하므로 연구활동비 총액은 변하지 않는다.</w:t>
+        <w:t>집행 원칙: 연구비로 집행하는 직원 식비는 '외부 전문가 회의 동석분(회의비)'과 '참여연구원 야근·특근분(연구활동비)' 두 가지뿐이고, 그 밖의 식대는 모두 ㈜디투오 자체 경비로 처리한다. 야근·특근 식대 600천원은 우편요금 계획 1,000천원 중 600천원을 돌려 마련하므로 연구활동비 총액은 변하지 않는다.</w:t>
       </w:r>
     </w:p>
     <w:p>

--- a/deliverables/2026_산자부_외부전문가자문회의_운영계획_D2O.docx
+++ b/deliverables/2026_산자부_외부전문가자문회의_운영계획_D2O.docx
@@ -1178,7 +1178,7 @@
                 <w:b w:val="0"/>
                 <w:sz w:val="17"/>
               </w:rPr>
-              <w:t xml:space="preserve"> (11월 초 — 1주차, 일지 개시 전 설계 검증)</w:t>
+              <w:t xml:space="preserve"> (11월 초, 1일 2회 표준 절차 전환 전 설계 검증)</w:t>
             </w:r>
           </w:p>
         </w:tc>

--- a/deliverables/2026_산자부_외부전문가자문회의_운영계획_D2O.docx
+++ b/deliverables/2026_산자부_외부전문가자문회의_운영계획_D2O.docx
@@ -1568,7 +1568,7 @@
                 <w:b w:val="0"/>
                 <w:sz w:val="17"/>
               </w:rPr>
-              <w:t>하현제(연구책임자), 송영신(대표), 과장(기록)</w:t>
+              <w:t>하현제(연구책임자), 송영신(이사), 하현숙(과장, 기록)</w:t>
             </w:r>
           </w:p>
         </w:tc>
@@ -3830,7 +3830,7 @@
                 <w:b w:val="0"/>
                 <w:sz w:val="17"/>
               </w:rPr>
-              <w:t>㈜디투오 대표 (참여연구원)</w:t>
+              <w:t>㈜디투오 이사 (참여연구원)</w:t>
             </w:r>
           </w:p>
         </w:tc>
@@ -3918,6 +3918,14 @@
               <w:spacing w:after="20" w:line="252" w:lineRule="auto"/>
             </w:pPr>
             <w:r/>
+            <w:r>
+              <w:rPr>
+                <w:rFonts w:ascii="맑은 고딕" w:hAnsi="맑은 고딕" w:eastAsia="맑은 고딕"/>
+                <w:b w:val="0"/>
+                <w:sz w:val="17"/>
+              </w:rPr>
+              <w:t>하현숙</w:t>
+            </w:r>
           </w:p>
         </w:tc>
         <w:tc>
